--- a/documents/policies/MCG-POL-020_Shipping_Delivery_Promise.docx
+++ b/documents/policies/MCG-POL-020_Shipping_Delivery_Promise.docx
@@ -438,7 +438,7 @@
               <w:bottom w:val="none"/>
               <w:right w:val="none"/>
             </w:tcBorders>
-            <w:shd w:color="DC2626" w:val="solid"/>
+            <w:shd w:color="1B2A4A" w:val="solid"/>
           </w:tcPr>
           <w:p>
             <w:pPr>
